--- a/Návrh zadania.docx
+++ b/Návrh zadania.docx
@@ -1544,19 +1544,9 @@
             <w:pPr>
               <w:jc w:val="center"/>
             </w:pPr>
-            <w:proofErr w:type="spellStart"/>
-            <w:r>
-              <w:t>Keep</w:t>
-            </w:r>
-            <w:proofErr w:type="spellEnd"/>
-            <w:r>
-              <w:t xml:space="preserve"> </w:t>
-            </w:r>
-            <w:proofErr w:type="spellStart"/>
-            <w:r>
-              <w:t>alive</w:t>
-            </w:r>
-            <w:proofErr w:type="spellEnd"/>
+            <w:r>
+              <w:t>Názov súboru</w:t>
+            </w:r>
           </w:p>
         </w:tc>
       </w:tr>
@@ -1595,9 +1585,19 @@
             <w:pPr>
               <w:jc w:val="center"/>
             </w:pPr>
-            <w:r>
-              <w:t>CRC NOK</w:t>
-            </w:r>
+            <w:proofErr w:type="spellStart"/>
+            <w:r>
+              <w:t>Keep</w:t>
+            </w:r>
+            <w:proofErr w:type="spellEnd"/>
+            <w:r>
+              <w:t xml:space="preserve"> </w:t>
+            </w:r>
+            <w:proofErr w:type="spellStart"/>
+            <w:r>
+              <w:t>alive</w:t>
+            </w:r>
+            <w:proofErr w:type="spellEnd"/>
           </w:p>
         </w:tc>
       </w:tr>
@@ -1636,11 +1636,9 @@
             <w:pPr>
               <w:jc w:val="center"/>
             </w:pPr>
-            <w:proofErr w:type="spellStart"/>
-            <w:r>
-              <w:t>Acknowledge</w:t>
-            </w:r>
-            <w:proofErr w:type="spellEnd"/>
+            <w:r>
+              <w:t>CRC NOK</w:t>
+            </w:r>
           </w:p>
         </w:tc>
       </w:tr>
@@ -1679,9 +1677,11 @@
             <w:pPr>
               <w:jc w:val="center"/>
             </w:pPr>
-            <w:r>
-              <w:t>ARQ</w:t>
-            </w:r>
+            <w:proofErr w:type="spellStart"/>
+            <w:r>
+              <w:t>Acknowledge</w:t>
+            </w:r>
+            <w:proofErr w:type="spellEnd"/>
           </w:p>
         </w:tc>
       </w:tr>
@@ -1708,10 +1708,48 @@
               <w:jc w:val="center"/>
             </w:pPr>
             <w:r>
-              <w:t>0000</w:t>
-            </w:r>
-            <w:r>
-              <w:t>1000</w:t>
+              <w:t>00001000</w:t>
+            </w:r>
+          </w:p>
+        </w:tc>
+        <w:tc>
+          <w:tcPr>
+            <w:tcW w:w="6080" w:type="dxa"/>
+          </w:tcPr>
+          <w:p>
+            <w:pPr>
+              <w:jc w:val="center"/>
+            </w:pPr>
+            <w:r>
+              <w:t>ARQ</w:t>
+            </w:r>
+          </w:p>
+        </w:tc>
+      </w:tr>
+      <w:tr>
+        <w:tc>
+          <w:tcPr>
+            <w:tcW w:w="1532" w:type="dxa"/>
+          </w:tcPr>
+          <w:p>
+            <w:pPr>
+              <w:jc w:val="center"/>
+            </w:pPr>
+            <w:r>
+              <w:t>9</w:t>
+            </w:r>
+          </w:p>
+        </w:tc>
+        <w:tc>
+          <w:tcPr>
+            <w:tcW w:w="1430" w:type="dxa"/>
+          </w:tcPr>
+          <w:p>
+            <w:pPr>
+              <w:jc w:val="center"/>
+            </w:pPr>
+            <w:r>
+              <w:t>00010001</w:t>
             </w:r>
           </w:p>
         </w:tc>
